--- a/docs/papers/cross-domain-techniques-v3.docx
+++ b/docs/papers/cross-domain-techniques-v3.docx
@@ -71,7 +71,7 @@
           <w:i w:val="0"/>
           <w:sz w:val="20"/>
         </w:rPr>
-        <w:t>Version 3.0  ·  Revision date: 18 May 2026</w:t>
+        <w:t>Version 3.0.1  ·  Revision date: 27 July 2026</w:t>
       </w:r>
     </w:p>
     <w:p>
@@ -154,7 +154,7 @@
           <w:b w:val="0"/>
           <w:i w:val="0"/>
         </w:rPr>
-        <w:t>The v2.0 revision of this paper moved the contribution from proposal to partial empirical validation. Three of the seven techniques are implemented in the prompt-shield v0.4.1 release (Apache 2.0) and evaluated in a four-configuration ablation across six datasets: the public benchmarks deepset/prompt-injections, NotInject, LLMail-Inject, AgentHarm, and AgentDojo, and a synthetic indirect-injection benchmark released alongside this paper. The local-alignment detector lifts F1 on deepset from 0.033 to 0.378 (a thirty-four-point-six percentage-point improvement) with zero additional false positives. The stylometric detector adds eleven-point-one percentage points of F1 on the indirect-injection set while remaining silent on short inputs by design. The fatigue tracker is validated by a probing-campaign integration test: ten priming scans below the detection threshold cause a subsequent lower-confidence scan from the same source to be blocked. The remaining four techniques are described as design specifications and are left to future work.</w:t>
+        <w:t>The v2.0 revision of this paper moved the contribution from proposal to partial empirical validation. Three of the seven techniques are implemented in the prompt-shield v0.4.1 release (Apache 2.0) and evaluated in a four-configuration ablation across six datasets: the public benchmarks deepset/prompt-injections, NotInject, LLMail-Inject, AgentHarm, and AgentDojo, and a synthetic indirect-injection benchmark released alongside this paper. The local-alignment detector lifts F1 on deepset from 0.033 to 0.378 (a thirty-four-point-six percentage-point improvement) with zero additional false positives on deepset's fifty-six benign samples; the same detector adds ten false positives on the 339-sample NotInject benign set (FPR 0.9% → 3.8%), a specificity regression discussed in Section 5.4. The stylometric detector adds eleven-point-one percentage points of F1 on the indirect-injection set while remaining silent on short inputs by design. The fatigue tracker is validated by a probing-campaign integration test: ten priming scans below the detection threshold cause a subsequent lower-confidence scan from the same source to be blocked. The remaining four techniques are described as design specifications and are left to future work.</w:t>
       </w:r>
     </w:p>
     <w:p>
@@ -680,7 +680,7 @@
           <w:b w:val="0"/>
           <w:i w:val="0"/>
         </w:rPr>
-        <w:t>The d028 detector maintains a curated database of approximately one hundred and eighty attack sequences across thirteen attack categories, drawn from the prompt-shield regex patterns of detectors d001 through d020. The substitution matrix has fifteen synonym groups covering the attack-adjacent vocabulary (ignore-family, instruction-family, reveal-family, system-family, etc.). The scoring function rewards exact matches with +3, same-group synonym matches with +2, unrelated-token mismatches with -1, and gap insertions with -1. A strict-greater-than comparison against a normalized threshold of 0.6 prevents false positives from generic English prefixes such as "show me the" that happen to align with the opening of an attack needle.</w:t>
+        <w:t>The d028 detector maintains a curated database of approximately one hundred and eighty attack sequences across twenty attack categories, drawn from the prompt-shield regex patterns of detectors d001 through d020. The substitution matrix has fifteen synonym groups covering the attack-adjacent vocabulary (ignore-family, instruction-family, reveal-family, system-family, etc.). The scoring function rewards exact matches with +3, same-group synonym matches with +2, unrelated-token mismatches with -1, and gap insertions with -1. A strict-greater-than comparison against a normalized threshold of 0.6 prevents false positives from generic English prefixes such as "show me the" that happen to align with the opening of an attack needle.</w:t>
       </w:r>
     </w:p>
     <w:p>
@@ -689,7 +689,7 @@
           <w:b w:val="0"/>
           <w:i w:val="0"/>
         </w:rPr>
-        <w:t>On the deepset/prompt-injections benchmark — the canonical academic dataset for prompt-injection detection — the twenty-six-detector regex baseline catches one attack out of sixty (F1 0.033) because the samples are dominated by paraphrased attacks that the regex patterns miss verbatim. The d028 detector catches fourteen of sixty (F1 0.378), a thirty-four-point-six percentage-point F1 improvement, with zero additional false positives.</w:t>
+        <w:t>On the deepset/prompt-injections benchmark — the canonical academic dataset for prompt-injection detection — the twenty-six-detector regex baseline catches one attack out of sixty (F1 0.033) because the samples are dominated by paraphrased attacks that the regex patterns miss verbatim. The d028 detector catches fourteen of sixty (F1 0.378), a thirty-four-point-six percentage-point F1 improvement, with zero additional false positives on deepset's fifty-six benign samples. On the 339-sample NotInject benign set, the same detector adds ten false positives (FPR 0.9% → 3.8%); see Section 5.4.</w:t>
       </w:r>
     </w:p>
     <w:p>
@@ -4719,7 +4719,7 @@
           <w:b w:val="0"/>
           <w:i w:val="0"/>
         </w:rPr>
-        <w:t>Local sequence alignment (d028). On deepset the detector lifts recall from one-in-sixty to fourteen-in-sixty (a 14× improvement), and F1 from 0.033 to 0.378, with zero additional false positives. This is the strongest single-technique result in the evaluation and is consistent with the design intent: deepset is dominated by paraphrased attacks and synonym substitutions that the regex pack cannot see verbatim but that the substitution matrix recognizes. On NotInject the detector introduces ten false positives (FPR 0.9% → 3.8%), which we flag and discuss in Section 5.4. On LLMail-Inject the detector adds two true positives (recall 0.978 → 0.980), a saturation effect: the benchmark is dominated by direct instruction-override attacks that the regex pack already catches. On AgentHarm the detector moves no metrics, a consequence of the benchmark measuring agent-task harmfulness rather than injection detection. On AgentDojo the detector adds one true positive and three false positives, a net neutral result in F1 terms. On the synthetic indirect-injection set the detector closes the remaining six-sample gap from 0.889 to 1.000.</w:t>
+        <w:t>Local sequence alignment (d028). On deepset the detector lifts recall from one-in-sixty to fourteen-in-sixty (a 14× improvement), and F1 from 0.033 to 0.378, with zero additional false positives on deepset's fifty-six benign samples. This is the strongest single-technique result in the evaluation and is consistent with the design intent: deepset is dominated by paraphrased attacks and synonym substitutions that the regex pack cannot see verbatim but that the substitution matrix recognizes. On NotInject the detector introduces ten false positives (FPR 0.9% → 3.8%), which we flag and discuss in Section 5.4. On LLMail-Inject the detector adds two true positives (recall 0.978 → 0.980), a saturation effect: the benchmark is dominated by direct instruction-override attacks that the regex pack already catches. On AgentHarm the detector moves no metrics, a consequence of the benchmark measuring agent-task harmfulness rather than injection detection. On AgentDojo the detector adds one true positive and three false positives, a net neutral result in F1 terms. On the synthetic indirect-injection set the detector closes the remaining six-sample gap from 0.889 to 1.000.</w:t>
       </w:r>
     </w:p>
     <w:p>

--- a/docs/papers/cross-domain-techniques-v3.docx
+++ b/docs/papers/cross-domain-techniques-v3.docx
@@ -71,7 +71,7 @@
           <w:i w:val="0"/>
           <w:sz w:val="20"/>
         </w:rPr>
-        <w:t>Version 3.0.1  ·  Revision date: 27 July 2026</w:t>
+        <w:t>Version 3.0.2  ·  Revision date: 28 July 2026</w:t>
       </w:r>
     </w:p>
     <w:p>
@@ -163,7 +163,7 @@
           <w:b w:val="0"/>
           <w:i w:val="0"/>
         </w:rPr>
-        <w:t>The v3.0 revision (May 2026) adds independent evaluation against three peer-reviewed academic benchmarks — Liu et al. (USENIX Security 2024), Garak (Derczynski et al., 2024), and InjecAgent (Zhan et al., ACL Findings 2024) — totalling 8,276 attack prompts that were not used to design or tune any prompt-shield detector. Detection rates are 64.0 percent on Liu, 55.2 percent on Garak, and 85.2 percent on InjecAgent. Across all three benchmarks the same pattern emerges: approximately ninety-two percent detection on explicit-override attacks, approximately ninety-nine percent on data-exfiltration attacks, and a structural plateau at thirty-five to forty-five percent on subtle indirect injection where the embedded instruction lacks override keywords. This corroborates the gap that Liu et al. identified and that DataSentinel (IEEE S&amp;P 2025) was designed to close, using an independent defender (prompt-shield) and two additional benchmarks. The cross-benchmark evaluation is reported in Section 5.6. All claims, limitations, and reproduction scripts are released together with the paper.</w:t>
+        <w:t>The v3.0 revision (July 2026) adds independent evaluation against three peer-reviewed academic benchmarks — Liu et al. (USENIX Security 2024), Garak (Derczynski et al., 2024), and InjecAgent (Zhan et al., ACL Findings 2024) — totalling 8,276 attack prompts that were not used to design or tune any prompt-shield detector. Detection rates are 64.0 percent on Liu, 55.2 percent on Garak, and 85.2 percent on InjecAgent. Across all three benchmarks the same pattern emerges: approximately ninety-two percent detection on explicit-override attacks, approximately ninety-nine percent on data-exfiltration attacks, and a structural plateau at thirty-five to forty-five percent on subtle indirect injection where the embedded instruction lacks override keywords. This corroborates the gap that Liu et al. identified and that DataSentinel (IEEE S&amp;P 2025) was designed to close, using an independent defender (prompt-shield) and two additional benchmarks. The cross-benchmark evaluation is reported in Section 5.6. Table 2 in that section exercises the regex-only baseline (d022 ML classifier, d027 stylometric detector, and d028 sequence-alignment detector all disabled), matching the baseline control column in Table 1; the novel detectors are validated separately in Sections 5.2 through 5.5 and are not included in the cross-benchmark table. Since v2.0, prompt-shield v0.4.1 has shipped an additional detector — d029 many-shot structural — as a preview; its section-level treatment is scheduled for v4.0 and its numbers are not included in this revision. All claims, limitations, and reproduction scripts are released together with the paper.</w:t>
       </w:r>
     </w:p>
     <w:p>
@@ -215,7 +215,7 @@
           <w:b w:val="0"/>
           <w:i w:val="0"/>
         </w:rPr>
-        <w:t>The primary contributions of this v2.0 revision are:</w:t>
+        <w:t>The primary contributions of this paper (as of the v3.0 revision) are:</w:t>
       </w:r>
     </w:p>
     <w:p>
@@ -381,7 +381,7 @@
           <w:b w:val="0"/>
           <w:i w:val="0"/>
         </w:rPr>
-        <w:t>The methodological implication is that single-axis defense research is subject to diminishing returns. A detector that is ten percent stronger on a fixed benchmark is typically not measurably harder to adaptively evade than its predecessor. The defenses that remain effective under adaptive attacks tend to exploit properties the adversary cannot cheaply manipulate, such as context provenance or cross-model disagreement. This paper argues that introducing mechanistically independent detection signals creates additional invariants that an adversary must simultaneously evade, which is strictly harder than evading a stronger version of a single signal.</w:t>
+        <w:t>The methodological implication is that single-axis defense research is subject to diminishing returns. A detector that is ten percent stronger on a fixed benchmark is typically not measurably harder to adaptively evade than its predecessor. The defenses that remain effective under adaptive attacks tend to exploit properties the adversary cannot cheaply manipulate, such as context provenance or cross-model disagreement. This paper argues that introducing mechanistically independent detection signals creates additional invariants that an adversary must simultaneously evade, which is strictly harder than evading a stronger version of a single signal. Mindgard / Lancaster (arXiv:2504.11168, 2025) empirically catalog the state of guardrail evasion, corroborating this diminishing-returns observation from the attack side.</w:t>
       </w:r>
     </w:p>
     <w:p>
@@ -530,7 +530,7 @@
           <w:b w:val="0"/>
           <w:i w:val="0"/>
         </w:rPr>
-        <w:t>Prior application of stylometric features to large-language-model security has, to our knowledge, been limited to the authorship-attribution direction: distinguishing human-written from machine-generated text (Opara 2024, arXiv:2405.10129; arXiv:2507.00838). Reversing the task to detect adversarial-author injection in otherwise-benign documents appears to be new.</w:t>
+        <w:t>Prior application of stylometric features to large-language-model security has, to our knowledge, been limited to the authorship-attribution direction: distinguishing human-written from machine-generated text (Opara 2024, arXiv:2405.10129). Reversing the task to detect adversarial-author injection in otherwise-benign documents appears to be new.</w:t>
       </w:r>
     </w:p>
     <w:p>
@@ -574,7 +574,7 @@
           <w:b w:val="0"/>
           <w:i w:val="0"/>
         </w:rPr>
-        <w:t>We define a near-miss for a given (source, detector) pair as a scan whose confidence lies in the interval [threshold minus delta, threshold), where delta is a configuration parameter. The tracker maintains an exponentially-weighted moving average (Roberts 1959; see Tsai et al., IET Information Security 2024, for contemporary intrusion-detection use) of the near-miss indicator over successive scans. When the EWMA exceeds a configured trigger ratio and a minimum number of samples have been observed, the detector enters a hardened state for that source, in which the effective threshold is lowered by a configurable amount. The hardened state automatically releases after a cooldown interval with no further near-misses.</w:t>
+        <w:t>We define a near-miss for a given (source, detector) pair as a scan whose confidence lies in the interval [threshold minus delta, threshold), where delta is a configuration parameter. The tracker maintains an exponentially-weighted moving average (Roberts, Technometrics 1959; see Tsai et al., IET Information Security 2024, for contemporary intrusion-detection use) of the near-miss indicator over successive scans. When the EWMA exceeds a configured trigger ratio and a minimum number of samples have been observed, the detector enters a hardened state for that source, in which the effective threshold is lowered by a configurable amount. The hardened state automatically releases after a cooldown interval with no further near-misses.</w:t>
       </w:r>
     </w:p>
     <w:p>
@@ -4815,7 +4815,7 @@
         <w:t xml:space="preserve">No adaptive-attack evaluation. </w:t>
       </w:r>
       <w:r>
-        <w:t>The ICLR-2025 NAACL-Findings and contemporaneous arXiv:2510.09023 adaptive-attack methodologies are not yet applied to the shipped detectors. An adaptive adversary with knowledge of d028's substitution matrix could craft payloads whose synonyms deliberately fall outside the listed groups; an adversary aware of d027's feature set could suppress the uppercase and imperative-verb signals. We scope adaptive evaluation for v4.0 of this paper.</w:t>
+        <w:t>The Zhan et al. (NAACL 2025 Findings, arXiv:2503.00061) and contemporaneous arXiv:2510.09023 adaptive-attack methodologies are not yet applied to the shipped detectors. An adaptive adversary with knowledge of d028's substitution matrix could craft payloads whose synonyms deliberately fall outside the listed groups; an adversary aware of d027's feature set could suppress the uppercase and imperative-verb signals. We scope adaptive evaluation for v4.0 of this paper.</w:t>
       </w:r>
     </w:p>
     <w:p>
@@ -4929,7 +4929,7 @@
           <w:b w:val="0"/>
           <w:i w:val="0"/>
         </w:rPr>
-        <w:t>Outputs are written to v041_public_datasets.json (machine-readable) and v041_public_datasets.md (human-readable). Wall-clock runtime is approximately four minutes. The fatigue probing-campaign claim in Section 5.3 is reproduced by pytest tests/fatigue/ which runs in under one second. The full prompt-shield test suite comprises 906 tests on the current main branch (as of v3.0) and passes cleanly across Python 3.10, 3.11, 3.12, and 3.13 in continuous integration.</w:t>
+        <w:t>Outputs are written to v041_public_datasets.json (machine-readable) and v041_public_datasets.md (human-readable). Wall-clock runtime is approximately four minutes. The fatigue probing-campaign claim in Section 5.3 is reproduced by pytest tests/fatigue/ which runs in under one second. The full prompt-shield test suite comprises 1,173 tests on the current main branch (as of v3.0.2) and passes cleanly across Python 3.10, 3.11, 3.12, and 3.13 in continuous integration.</w:t>
       </w:r>
     </w:p>
     <w:p>
@@ -4937,7 +4937,7 @@
         <w:pStyle w:val="Heading2"/>
       </w:pPr>
       <w:r>
-        <w:t>5.6 Independent evaluations against peer-reviewed academic benchmarks (v3)</w:t>
+        <w:t>5.6 Independent evaluation of the regex baseline against three peer-reviewed academic benchmarks (v3)</w:t>
       </w:r>
     </w:p>
     <w:p>
@@ -4946,7 +4946,7 @@
           <w:b w:val="0"/>
           <w:i w:val="0"/>
         </w:rPr>
-        <w:t>To validate that the Section 5.2 numbers are not specific to our chosen datasets, we further evaluate prompt-shield's input pipeline against three independent attack corpora published at peer-reviewed venues. None of these benchmarks were used to design or tune any prompt-shield detector. All numbers reported in this subsection are regex-only (the d022 ML classifier is disabled) for reproducibility on commodity hardware, matching the configuration used as the baseline column in Table 1.</w:t>
+        <w:t>To validate that the Section 5.2 numbers are not specific to our chosen datasets, we further evaluate prompt-shield's input pipeline against three independent attack corpora published at peer-reviewed venues. None of these benchmarks were used to design or tune any prompt-shield detector. All numbers reported in this subsection are produced by the regex-only baseline: the d022 ML classifier, the d027 stylometric detector, and the d028 sequence-alignment detector are all disabled, matching the baseline control column in Table 1. The novel detectors are validated separately in Sections 5.2 through 5.5; their contribution is intentionally excluded from Table 2 so that the cross-benchmark numbers reflect the regex baseline alone.</w:t>
       </w:r>
     </w:p>
     <w:tbl>
@@ -5359,7 +5359,7 @@
           <w:i/>
           <w:sz w:val="18"/>
         </w:rPr>
-        <w:t>Table 2. Detection rate against three peer-reviewed academic benchmarks (regex-only configuration; d022 ML classifier disabled).</w:t>
+        <w:t>Table 2. Detection rate against three peer-reviewed academic benchmarks (regex-only baseline; d022 ML classifier, d027 stylometric detector, and d028 sequence-alignment detector all disabled).</w:t>
       </w:r>
     </w:p>
     <w:p>
@@ -6056,6 +6056,15 @@
         <w:ind w:left="340"/>
       </w:pPr>
       <w:r>
+        <w:t>Roberts, S. W. "Control Chart Tests Based on Geometric Moving Averages." Technometrics 1(3):239-250, 1959. DOI 10.1080/00401706.1959.10489860.</w:t>
+      </w:r>
+    </w:p>
+    <w:p>
+      <w:pPr>
+        <w:pStyle w:val="ListNumber"/>
+        <w:ind w:left="340"/>
+      </w:pPr>
+      <w:r>
         <w:t>Pasquini, D., Corti, E., Ateniese, G. "Hacking Back the AI-Hacker: Prompt Injection as a Defense Against LLM-driven Cyberattacks." arXiv:2410.20911, 2024.</w:t>
       </w:r>
     </w:p>
